--- a/docs/产品认知底座/圆爱康产品总览（认知底座）_v1.4.docx
+++ b/docs/产品认知底座/圆爱康产品总览（认知底座）_v1.4.docx
@@ -554,6 +554,450 @@
           <w:b/>
         </w:rPr>
         <w:t>「远程康复 / 互联网+远程康复延伸」</w:t>
+      </w:r>
+      <w:r>
+        <w:t>。</w:t>
+      </w:r>
+    </w:p>
+    <w:p>
+      <w:pPr>
+        <w:pStyle w:val="Heading3"/>
+      </w:pPr>
+      <w:r>
+        <w:rPr>
+          <w:color w:val="2D5F9E"/>
+          <w:sz w:val="26"/>
+        </w:rPr>
+        <w:t>铁律4：分清【认知底座】与【销售话术】——地图 vs 子弹（sandy 2026-09-10 定 · 双 Hermes 必对齐）</w:t>
+      </w:r>
+    </w:p>
+    <w:p>
+      <w:pPr>
+        <w:spacing w:before="80" w:after="80"/>
+        <w:ind w:left="567"/>
+        <w:pBdr>
+          <w:left w:val="single" w:sz="12" w:space="8" w:color="1A478A"/>
+        </w:pBdr>
+      </w:pPr>
+      <w:r>
+        <w:rPr>
+          <w:i/>
+          <w:color w:val="666666"/>
+        </w:rPr>
+        <w:t>⚠️ **这是防止两个 Hermes（小鲸鱼、小龙虾）认知打架的关键分层，开工前必读。**</w:t>
+      </w:r>
+    </w:p>
+    <w:tbl>
+      <w:tblPr>
+        <w:tblStyle w:val="TableGrid"/>
+        <w:tblW w:type="auto" w:w="0"/>
+        <w:jc w:val="center"/>
+        <w:tblLook w:firstColumn="1" w:firstRow="1" w:lastColumn="0" w:lastRow="0" w:noHBand="0" w:noVBand="1" w:val="04A0"/>
+      </w:tblPr>
+      <w:tblGrid>
+        <w:gridCol w:w="2880"/>
+        <w:gridCol w:w="2880"/>
+        <w:gridCol w:w="2880"/>
+      </w:tblGrid>
+      <w:tr>
+        <w:tc>
+          <w:tcPr>
+            <w:tcW w:type="dxa" w:w="2880"/>
+            <w:shd w:fill="1A478A" w:val="clear"/>
+          </w:tcPr>
+          <w:p>
+            <w:r/>
+            <w:r>
+              <w:rPr>
+                <w:b/>
+                <w:color w:val="FFFFFF"/>
+                <w:sz w:val="20"/>
+              </w:rPr>
+            </w:r>
+          </w:p>
+        </w:tc>
+        <w:tc>
+          <w:tcPr>
+            <w:tcW w:type="dxa" w:w="2880"/>
+            <w:shd w:fill="1A478A" w:val="clear"/>
+          </w:tcPr>
+          <w:p>
+            <w:r/>
+            <w:r>
+              <w:rPr>
+                <w:b/>
+                <w:color w:val="FFFFFF"/>
+                <w:sz w:val="20"/>
+              </w:rPr>
+              <w:t>**认知底座**（本文档 + 锚点/词库/判别句）</w:t>
+            </w:r>
+          </w:p>
+        </w:tc>
+        <w:tc>
+          <w:tcPr>
+            <w:tcW w:type="dxa" w:w="2880"/>
+            <w:shd w:fill="1A478A" w:val="clear"/>
+          </w:tcPr>
+          <w:p>
+            <w:r/>
+            <w:r>
+              <w:rPr>
+                <w:b/>
+                <w:color w:val="FFFFFF"/>
+                <w:sz w:val="20"/>
+              </w:rPr>
+              <w:t>**销售话术**（V4.3，小龙虾 8-09 定版）</w:t>
+            </w:r>
+          </w:p>
+        </w:tc>
+      </w:tr>
+      <w:tr>
+        <w:tc>
+          <w:tcPr>
+            <w:tcW w:type="dxa" w:w="2880"/>
+          </w:tcPr>
+          <w:p>
+            <w:r/>
+            <w:r/>
+            <w:r>
+              <w:rPr>
+                <w:b/>
+              </w:rPr>
+              <w:t>性质</w:t>
+            </w:r>
+            <w:r/>
+          </w:p>
+        </w:tc>
+        <w:tc>
+          <w:tcPr>
+            <w:tcW w:type="dxa" w:w="2880"/>
+          </w:tcPr>
+          <w:p>
+            <w:r/>
+            <w:r/>
+            <w:r>
+              <w:rPr>
+                <w:b/>
+              </w:rPr>
+              <w:t>地图</w:t>
+            </w:r>
+            <w:r>
+              <w:t>——源头口径，被一切下游材料继承</w:t>
+            </w:r>
+          </w:p>
+        </w:tc>
+        <w:tc>
+          <w:tcPr>
+            <w:tcW w:type="dxa" w:w="2880"/>
+          </w:tcPr>
+          <w:p>
+            <w:r/>
+            <w:r/>
+            <w:r>
+              <w:rPr>
+                <w:b/>
+              </w:rPr>
+              <w:t>子弹</w:t>
+            </w:r>
+            <w:r>
+              <w:t>——具体场景的攻击性话术</w:t>
+            </w:r>
+          </w:p>
+        </w:tc>
+      </w:tr>
+      <w:tr>
+        <w:tc>
+          <w:tcPr>
+            <w:tcW w:type="dxa" w:w="2880"/>
+            <w:shd w:fill="F5F7FA" w:val="clear"/>
+          </w:tcPr>
+          <w:p>
+            <w:r/>
+            <w:r/>
+            <w:r>
+              <w:rPr>
+                <w:b/>
+              </w:rPr>
+              <w:t>口径</w:t>
+            </w:r>
+            <w:r/>
+          </w:p>
+        </w:tc>
+        <w:tc>
+          <w:tcPr>
+            <w:tcW w:type="dxa" w:w="2880"/>
+            <w:shd w:fill="F5F7FA" w:val="clear"/>
+          </w:tcPr>
+          <w:p>
+            <w:r/>
+            <w:r>
+              <w:t>各级医院 × 全专科（</w:t>
+            </w:r>
+            <w:r>
+              <w:rPr>
+                <w:b/>
+              </w:rPr>
+              <w:t>不锁级别、不锁科室</w:t>
+            </w:r>
+            <w:r>
+              <w:t>）</w:t>
+            </w:r>
+          </w:p>
+        </w:tc>
+        <w:tc>
+          <w:tcPr>
+            <w:tcW w:type="dxa" w:w="2880"/>
+            <w:shd w:fill="F5F7FA" w:val="clear"/>
+          </w:tcPr>
+          <w:p>
+            <w:r/>
+            <w:r>
+              <w:t>锁</w:t>
+            </w:r>
+            <w:r>
+              <w:rPr>
+                <w:b/>
+              </w:rPr>
+              <w:t>三甲</w:t>
+            </w:r>
+            <w:r>
+              <w:t>（因为拿去谈的就是三甲）</w:t>
+            </w:r>
+          </w:p>
+        </w:tc>
+      </w:tr>
+      <w:tr>
+        <w:tc>
+          <w:tcPr>
+            <w:tcW w:type="dxa" w:w="2880"/>
+          </w:tcPr>
+          <w:p>
+            <w:r/>
+            <w:r/>
+            <w:r>
+              <w:rPr>
+                <w:b/>
+              </w:rPr>
+              <w:t>为什么这么写</w:t>
+            </w:r>
+            <w:r/>
+          </w:p>
+        </w:tc>
+        <w:tc>
+          <w:tcPr>
+            <w:tcW w:type="dxa" w:w="2880"/>
+          </w:tcPr>
+          <w:p>
+            <w:r/>
+            <w:r>
+              <w:t>锁死=从源头砍掉二级/专科/社区客户，把公司说成"搬运工"</w:t>
+            </w:r>
+          </w:p>
+        </w:tc>
+        <w:tc>
+          <w:tcPr>
+            <w:tcW w:type="dxa" w:w="2880"/>
+          </w:tcPr>
+          <w:p>
+            <w:r/>
+            <w:r>
+              <w:t>有明确谈判对象，锁三甲是</w:t>
+            </w:r>
+            <w:r>
+              <w:rPr>
+                <w:b/>
+              </w:rPr>
+              <w:t>策略收窄</w:t>
+            </w:r>
+            <w:r>
+              <w:t>，不是认知错误</w:t>
+            </w:r>
+          </w:p>
+        </w:tc>
+      </w:tr>
+      <w:tr>
+        <w:tc>
+          <w:tcPr>
+            <w:tcW w:type="dxa" w:w="2880"/>
+            <w:shd w:fill="F5F7FA" w:val="clear"/>
+          </w:tcPr>
+          <w:p>
+            <w:r/>
+            <w:r/>
+            <w:r>
+              <w:rPr>
+                <w:b/>
+              </w:rPr>
+              <w:t>能不能改</w:t>
+            </w:r>
+            <w:r/>
+          </w:p>
+        </w:tc>
+        <w:tc>
+          <w:tcPr>
+            <w:tcW w:type="dxa" w:w="2880"/>
+            <w:shd w:fill="F5F7FA" w:val="clear"/>
+          </w:tcPr>
+          <w:p>
+            <w:r/>
+            <w:r>
+              <w:t>✅ 必须清晰、必须双 Hermes 完全对齐</w:t>
+            </w:r>
+          </w:p>
+        </w:tc>
+        <w:tc>
+          <w:tcPr>
+            <w:tcW w:type="dxa" w:w="2880"/>
+            <w:shd w:fill="F5F7FA" w:val="clear"/>
+          </w:tcPr>
+          <w:p>
+            <w:r/>
+            <w:r>
+              <w:t xml:space="preserve">❌ </w:t>
+            </w:r>
+            <w:r>
+              <w:rPr>
+                <w:b/>
+              </w:rPr>
+              <w:t>不动</w:t>
+            </w:r>
+            <w:r>
+              <w:t>（小龙虾 8-09 定版，小鲸鱼不越界改）</w:t>
+            </w:r>
+          </w:p>
+        </w:tc>
+      </w:tr>
+    </w:tbl>
+    <w:p/>
+    <w:p>
+      <w:pPr>
+        <w:spacing w:after="120" w:line="312" w:lineRule="auto"/>
+      </w:pPr>
+      <w:r/>
+      <w:r>
+        <w:rPr>
+          <w:b/>
+        </w:rPr>
+        <w:t>一句话：销售话术里的"三甲"是子弹，不是地图。地图（认知底座）绝不能只画三甲这一小块。</w:t>
+      </w:r>
+      <w:r/>
+    </w:p>
+    <w:p>
+      <w:pPr>
+        <w:spacing w:after="120" w:line="312" w:lineRule="auto"/>
+      </w:pPr>
+      <w:r/>
+      <w:r>
+        <w:rPr>
+          <w:b/>
+        </w:rPr>
+        <w:t>两个必须守住的边界</w:t>
+      </w:r>
+      <w:r>
+        <w:t>：</w:t>
+      </w:r>
+    </w:p>
+    <w:p>
+      <w:pPr>
+        <w:spacing w:after="60"/>
+        <w:ind w:left="454"/>
+      </w:pPr>
+      <w:r/>
+      <w:r>
+        <w:rPr>
+          <w:b/>
+        </w:rPr>
+        <w:t>认知端产出任何新材料</w:t>
+      </w:r>
+      <w:r>
+        <w:t>（产品总览/锚点/词库/判别句/GEO内容/白皮书/方案）→ 一律以</w:t>
+      </w:r>
+      <w:r>
+        <w:rPr>
+          <w:b/>
+        </w:rPr>
+        <w:t>本文档口径</w:t>
+      </w:r>
+      <w:r>
+        <w:t>为准，写"各级医院 × 全专科"。</w:t>
+      </w:r>
+    </w:p>
+    <w:p>
+      <w:pPr>
+        <w:spacing w:after="60"/>
+        <w:ind w:left="454"/>
+      </w:pPr>
+      <w:r/>
+      <w:r>
+        <w:rPr>
+          <w:b/>
+        </w:rPr>
+        <w:t>销售拿话术去谈特定医院时</w:t>
+      </w:r>
+      <w:r>
+        <w:t xml:space="preserve"> → 可自行按场景收窄（谈三甲就讲三甲战绩），这</w:t>
+      </w:r>
+      <w:r>
+        <w:rPr>
+          <w:b/>
+        </w:rPr>
+        <w:t>不冲突、不覆盖</w:t>
+      </w:r>
+      <w:r>
+        <w:t>本文档，属正常场景层使用。</w:t>
+      </w:r>
+    </w:p>
+    <w:p>
+      <w:pPr>
+        <w:spacing w:after="120" w:line="312" w:lineRule="auto"/>
+      </w:pPr>
+      <w:r>
+        <w:t xml:space="preserve">❌ </w:t>
+      </w:r>
+      <w:r>
+        <w:rPr>
+          <w:b/>
+        </w:rPr>
+        <w:t>禁止的动作</w:t>
+      </w:r>
+      <w:r>
+        <w:t>：</w:t>
+      </w:r>
+    </w:p>
+    <w:p>
+      <w:pPr>
+        <w:pStyle w:val="ListBullet"/>
+        <w:spacing w:after="60"/>
+        <w:ind w:left="567"/>
+      </w:pPr>
+      <w:r>
+        <w:t>禁止拿"销售话术锁三甲"当依据，把认知底座/锚点/词库也改成锁三甲。</w:t>
+      </w:r>
+    </w:p>
+    <w:p>
+      <w:pPr>
+        <w:pStyle w:val="ListBullet"/>
+        <w:spacing w:after="60"/>
+        <w:ind w:left="567"/>
+      </w:pPr>
+      <w:r>
+        <w:t>禁止因为认知底座不锁三甲，就去改销售话术（那是越界）。</w:t>
+      </w:r>
+    </w:p>
+    <w:p>
+      <w:pPr>
+        <w:pStyle w:val="ListBullet"/>
+        <w:spacing w:after="60"/>
+        <w:ind w:left="567"/>
+      </w:pPr>
+      <w:r>
+        <w:t xml:space="preserve">两个 Hermes 中任一方发现对方材料口径与本分层冲突 → </w:t>
+      </w:r>
+      <w:r>
+        <w:rPr>
+          <w:b/>
+        </w:rPr>
+        <w:t>以本分层为准，当场修订，并知会另一方</w:t>
       </w:r>
       <w:r>
         <w:t>。</w:t>
@@ -3707,7 +4151,7 @@
         <w:t>联动修订范围（改一处必查全局）</w:t>
       </w:r>
       <w:r>
-        <w:t>：凡引用"三甲医院康复延伸"口径的所有文件（销售话术 V4.3、GEO 种苗定稿、词库 v0.2、判别问句包 v1、AI可见度落地执行总篇）</w:t>
+        <w:t>：凡引用"三甲医院康复延伸"口径的所有文件（GEO 种苗定稿、词库 v0.2、判别问句包 v1、AI可见度落地执行总篇）</w:t>
       </w:r>
       <w:r>
         <w:rPr>
@@ -3717,6 +4161,69 @@
       </w:r>
       <w:r>
         <w:t>。小鲸鱼 9-10 已完成 GEO 侧 5 个文件的批量纠偏。</w:t>
+      </w:r>
+    </w:p>
+    <w:p>
+      <w:pPr>
+        <w:pStyle w:val="ListBullet"/>
+        <w:spacing w:after="60"/>
+        <w:ind w:left="567"/>
+      </w:pPr>
+      <w:r>
+        <w:t xml:space="preserve">✅ </w:t>
+      </w:r>
+      <w:r>
+        <w:rPr>
+          <w:b/>
+        </w:rPr>
+        <w:t>销售话术 V4.3 不在联动修订范围内</w:t>
+      </w:r>
+      <w:r>
+        <w:t>（sandy 9-10 明确）：V4.3 锁"三甲"是</w:t>
+      </w:r>
+      <w:r>
+        <w:rPr>
+          <w:b/>
+        </w:rPr>
+        <w:t>针对三甲医院的攻坚话术</w:t>
+      </w:r>
+      <w:r>
+        <w:t>，属场景层收窄，</w:t>
+      </w:r>
+      <w:r>
+        <w:rPr>
+          <w:b/>
+        </w:rPr>
+        <w:t>不动</w:t>
+      </w:r>
+      <w:r>
+        <w:t>。见新增</w:t>
+      </w:r>
+      <w:r>
+        <w:rPr>
+          <w:b/>
+        </w:rPr>
+        <w:t>铁律4「认知底座 vs 销售话术——地图 vs 子弹」</w:t>
+      </w:r>
+      <w:r>
+        <w:t>。</w:t>
+      </w:r>
+    </w:p>
+    <w:p>
+      <w:pPr>
+        <w:pStyle w:val="ListBullet"/>
+        <w:spacing w:after="60"/>
+        <w:ind w:left="567"/>
+      </w:pPr>
+      <w:r/>
+      <w:r>
+        <w:rPr>
+          <w:b/>
+        </w:rPr>
+        <w:t>v1.4 追加（2026-09-10 同日）· 小鲸鱼：新增铁律4「分清认知底座与销售话术」（地图 vs 子弹）</w:t>
+      </w:r>
+      <w:r>
+        <w:t>——明确：认知底座=地图（各级医院×全专科，不锁）；销售话术=子弹（锁三甲，是场景策略不冲突）。立"禁止拿销售话术改认知底座、禁止拿认知底座改销售话术"两条边界，双 Hermes 发现冲突以本分层为准。</w:t>
       </w:r>
     </w:p>
     <w:p>

--- a/docs/产品认知底座/圆爱康产品总览（认知底座）_v1.4.docx
+++ b/docs/产品认知底座/圆爱康产品总览（认知底座）_v1.4.docx
@@ -2244,7 +2244,7 @@
           <w:color w:val="1A478A"/>
           <w:sz w:val="32"/>
         </w:rPr>
-        <w:t>四、六师共管（是哪六师）</w:t>
+        <w:t>四、六师共管（是哪六师）· ★sandy 2026-09-10 亲自定版★</w:t>
       </w:r>
     </w:p>
     <w:p>
@@ -2252,7 +2252,371 @@
         <w:spacing w:after="120" w:line="312" w:lineRule="auto"/>
       </w:pPr>
       <w:r>
-        <w:t>⚠️ 两处口径有出入，需 sandy 定版（详见第八节）。</w:t>
+        <w:t xml:space="preserve">⚠️ </w:t>
+      </w:r>
+      <w:r>
+        <w:rPr>
+          <w:b/>
+        </w:rPr>
+        <w:t>本节为 sandy 9-10 亲口更正后的权威口径，覆盖此前所有版本（含说明书对外版）。</w:t>
+      </w:r>
+      <w:r/>
+    </w:p>
+    <w:tbl>
+      <w:tblPr>
+        <w:tblStyle w:val="TableGrid"/>
+        <w:tblW w:type="auto" w:w="0"/>
+        <w:jc w:val="center"/>
+        <w:tblLook w:firstColumn="1" w:firstRow="1" w:lastColumn="0" w:lastRow="0" w:noHBand="0" w:noVBand="1" w:val="04A0"/>
+      </w:tblPr>
+      <w:tblGrid>
+        <w:gridCol w:w="2880"/>
+        <w:gridCol w:w="2880"/>
+        <w:gridCol w:w="2880"/>
+      </w:tblGrid>
+      <w:tr>
+        <w:tc>
+          <w:tcPr>
+            <w:tcW w:type="dxa" w:w="2880"/>
+            <w:shd w:fill="1A478A" w:val="clear"/>
+          </w:tcPr>
+          <w:p>
+            <w:r/>
+            <w:r>
+              <w:rPr>
+                <w:b/>
+                <w:color w:val="FFFFFF"/>
+                <w:sz w:val="20"/>
+              </w:rPr>
+              <w:t>#</w:t>
+            </w:r>
+          </w:p>
+        </w:tc>
+        <w:tc>
+          <w:tcPr>
+            <w:tcW w:type="dxa" w:w="2880"/>
+            <w:shd w:fill="1A478A" w:val="clear"/>
+          </w:tcPr>
+          <w:p>
+            <w:r/>
+            <w:r>
+              <w:rPr>
+                <w:b/>
+                <w:color w:val="FFFFFF"/>
+                <w:sz w:val="20"/>
+              </w:rPr>
+              <w:t>角色</w:t>
+            </w:r>
+          </w:p>
+        </w:tc>
+        <w:tc>
+          <w:tcPr>
+            <w:tcW w:type="dxa" w:w="2880"/>
+            <w:shd w:fill="1A478A" w:val="clear"/>
+          </w:tcPr>
+          <w:p>
+            <w:r/>
+            <w:r>
+              <w:rPr>
+                <w:b/>
+                <w:color w:val="FFFFFF"/>
+                <w:sz w:val="20"/>
+              </w:rPr>
+              <w:t>由谁担任</w:t>
+            </w:r>
+          </w:p>
+        </w:tc>
+      </w:tr>
+      <w:tr>
+        <w:tc>
+          <w:tcPr>
+            <w:tcW w:type="dxa" w:w="2880"/>
+          </w:tcPr>
+          <w:p>
+            <w:r/>
+            <w:r>
+              <w:t>1</w:t>
+            </w:r>
+          </w:p>
+        </w:tc>
+        <w:tc>
+          <w:tcPr>
+            <w:tcW w:type="dxa" w:w="2880"/>
+          </w:tcPr>
+          <w:p>
+            <w:r/>
+            <w:r/>
+            <w:r>
+              <w:rPr>
+                <w:b/>
+              </w:rPr>
+              <w:t>医生</w:t>
+            </w:r>
+            <w:r/>
+          </w:p>
+        </w:tc>
+        <w:tc>
+          <w:tcPr>
+            <w:tcW w:type="dxa" w:w="2880"/>
+          </w:tcPr>
+          <w:p>
+            <w:r/>
+            <w:r/>
+            <w:r>
+              <w:rPr>
+                <w:b/>
+              </w:rPr>
+              <w:t>医院人员</w:t>
+            </w:r>
+            <w:r/>
+          </w:p>
+        </w:tc>
+      </w:tr>
+      <w:tr>
+        <w:tc>
+          <w:tcPr>
+            <w:tcW w:type="dxa" w:w="2880"/>
+            <w:shd w:fill="F5F7FA" w:val="clear"/>
+          </w:tcPr>
+          <w:p>
+            <w:r/>
+            <w:r>
+              <w:t>2</w:t>
+            </w:r>
+          </w:p>
+        </w:tc>
+        <w:tc>
+          <w:tcPr>
+            <w:tcW w:type="dxa" w:w="2880"/>
+            <w:shd w:fill="F5F7FA" w:val="clear"/>
+          </w:tcPr>
+          <w:p>
+            <w:r/>
+            <w:r/>
+            <w:r>
+              <w:rPr>
+                <w:b/>
+              </w:rPr>
+              <w:t>护士</w:t>
+            </w:r>
+            <w:r/>
+          </w:p>
+        </w:tc>
+        <w:tc>
+          <w:tcPr>
+            <w:tcW w:type="dxa" w:w="2880"/>
+            <w:shd w:fill="F5F7FA" w:val="clear"/>
+          </w:tcPr>
+          <w:p>
+            <w:r/>
+            <w:r/>
+            <w:r>
+              <w:rPr>
+                <w:b/>
+              </w:rPr>
+              <w:t>医院人员</w:t>
+            </w:r>
+            <w:r/>
+          </w:p>
+        </w:tc>
+      </w:tr>
+      <w:tr>
+        <w:tc>
+          <w:tcPr>
+            <w:tcW w:type="dxa" w:w="2880"/>
+          </w:tcPr>
+          <w:p>
+            <w:r/>
+            <w:r>
+              <w:t>3</w:t>
+            </w:r>
+          </w:p>
+        </w:tc>
+        <w:tc>
+          <w:tcPr>
+            <w:tcW w:type="dxa" w:w="2880"/>
+          </w:tcPr>
+          <w:p>
+            <w:r/>
+            <w:r/>
+            <w:r>
+              <w:rPr>
+                <w:b/>
+              </w:rPr>
+              <w:t>康复师</w:t>
+            </w:r>
+            <w:r/>
+          </w:p>
+        </w:tc>
+        <w:tc>
+          <w:tcPr>
+            <w:tcW w:type="dxa" w:w="2880"/>
+          </w:tcPr>
+          <w:p>
+            <w:r/>
+            <w:r/>
+            <w:r>
+              <w:rPr>
+                <w:b/>
+              </w:rPr>
+              <w:t>医院人员</w:t>
+            </w:r>
+            <w:r/>
+          </w:p>
+        </w:tc>
+      </w:tr>
+      <w:tr>
+        <w:tc>
+          <w:tcPr>
+            <w:tcW w:type="dxa" w:w="2880"/>
+            <w:shd w:fill="F5F7FA" w:val="clear"/>
+          </w:tcPr>
+          <w:p>
+            <w:r/>
+            <w:r>
+              <w:t>4</w:t>
+            </w:r>
+          </w:p>
+        </w:tc>
+        <w:tc>
+          <w:tcPr>
+            <w:tcW w:type="dxa" w:w="2880"/>
+            <w:shd w:fill="F5F7FA" w:val="clear"/>
+          </w:tcPr>
+          <w:p>
+            <w:r/>
+            <w:r/>
+            <w:r>
+              <w:rPr>
+                <w:b/>
+              </w:rPr>
+              <w:t>客服</w:t>
+            </w:r>
+            <w:r/>
+          </w:p>
+        </w:tc>
+        <w:tc>
+          <w:tcPr>
+            <w:tcW w:type="dxa" w:w="2880"/>
+            <w:shd w:fill="F5F7FA" w:val="clear"/>
+          </w:tcPr>
+          <w:p>
+            <w:r/>
+            <w:r>
+              <w:t>圆爱康</w:t>
+            </w:r>
+          </w:p>
+        </w:tc>
+      </w:tr>
+      <w:tr>
+        <w:tc>
+          <w:tcPr>
+            <w:tcW w:type="dxa" w:w="2880"/>
+          </w:tcPr>
+          <w:p>
+            <w:r/>
+            <w:r>
+              <w:t>5</w:t>
+            </w:r>
+          </w:p>
+        </w:tc>
+        <w:tc>
+          <w:tcPr>
+            <w:tcW w:type="dxa" w:w="2880"/>
+          </w:tcPr>
+          <w:p>
+            <w:r/>
+            <w:r/>
+            <w:r>
+              <w:rPr>
+                <w:b/>
+              </w:rPr>
+              <w:t>系统客服（技术客服）</w:t>
+            </w:r>
+            <w:r/>
+          </w:p>
+        </w:tc>
+        <w:tc>
+          <w:tcPr>
+            <w:tcW w:type="dxa" w:w="2880"/>
+          </w:tcPr>
+          <w:p>
+            <w:r/>
+            <w:r>
+              <w:t>圆爱康</w:t>
+            </w:r>
+          </w:p>
+        </w:tc>
+      </w:tr>
+      <w:tr>
+        <w:tc>
+          <w:tcPr>
+            <w:tcW w:type="dxa" w:w="2880"/>
+            <w:shd w:fill="F5F7FA" w:val="clear"/>
+          </w:tcPr>
+          <w:p>
+            <w:r/>
+            <w:r>
+              <w:t>6</w:t>
+            </w:r>
+          </w:p>
+        </w:tc>
+        <w:tc>
+          <w:tcPr>
+            <w:tcW w:type="dxa" w:w="2880"/>
+            <w:shd w:fill="F5F7FA" w:val="clear"/>
+          </w:tcPr>
+          <w:p>
+            <w:r/>
+            <w:r/>
+            <w:r>
+              <w:rPr>
+                <w:b/>
+              </w:rPr>
+              <w:t>线下督导</w:t>
+            </w:r>
+            <w:r/>
+          </w:p>
+        </w:tc>
+        <w:tc>
+          <w:tcPr>
+            <w:tcW w:type="dxa" w:w="2880"/>
+            <w:shd w:fill="F5F7FA" w:val="clear"/>
+          </w:tcPr>
+          <w:p>
+            <w:r/>
+            <w:r/>
+            <w:r>
+              <w:rPr>
+                <w:b/>
+              </w:rPr>
+              <w:t>代理商</w:t>
+            </w:r>
+            <w:r>
+              <w:t xml:space="preserve"> 或 </w:t>
+            </w:r>
+            <w:r>
+              <w:rPr>
+                <w:b/>
+              </w:rPr>
+              <w:t>圆爱康销售</w:t>
+            </w:r>
+            <w:r/>
+          </w:p>
+        </w:tc>
+      </w:tr>
+    </w:tbl>
+    <w:p/>
+    <w:p>
+      <w:pPr>
+        <w:pStyle w:val="Heading3"/>
+      </w:pPr>
+      <w:r>
+        <w:rPr>
+          <w:color w:val="2D5F9E"/>
+          <w:sz w:val="26"/>
+        </w:rPr>
+        <w:t>⭐ 关键理解（sandy 9-10 强调，勿写错）</w:t>
       </w:r>
     </w:p>
     <w:p>
@@ -2261,8 +2625,24 @@
         <w:spacing w:after="60"/>
         <w:ind w:left="567"/>
       </w:pPr>
-      <w:r>
-        <w:t>来源A「智慧家康说明书」：专科医生、康复治疗师、护师、健康管理师、设备工程师、客服专员</w:t>
+      <w:r/>
+      <w:r>
+        <w:rPr>
+          <w:b/>
+        </w:rPr>
+        <w:t>这是「6个角色」，不是「6个人」。</w:t>
+      </w:r>
+      <w:r>
+        <w:t xml:space="preserve"> 一个角色可以由多人承担；一套服务里总人数</w:t>
+      </w:r>
+      <w:r>
+        <w:rPr>
+          <w:b/>
+        </w:rPr>
+        <w:t>可能远超6人</w:t>
+      </w:r>
+      <w:r>
+        <w:t>（"6个角色可能有6个以上的人去完成"）。</w:t>
       </w:r>
     </w:p>
     <w:p>
@@ -2271,24 +2651,553 @@
         <w:spacing w:after="60"/>
         <w:ind w:left="567"/>
       </w:pPr>
-      <w:r>
-        <w:t>来源B「居家大盘定位图」：科室专科医生、治疗师、专科护师、线下督导、设备工程师、线上专业客服</w:t>
+      <w:r/>
+      <w:r>
+        <w:rPr>
+          <w:b/>
+        </w:rPr>
+        <w:t>前3个角色（医生/护士/康复师）由医院人员担任</w:t>
+      </w:r>
+      <w:r>
+        <w:t xml:space="preserve"> → 这正是「医院主导」的落地体现：</w:t>
+      </w:r>
+      <w:r>
+        <w:rPr>
+          <w:b/>
+        </w:rPr>
+        <w:t>医疗行为由院方人员执行</w:t>
+      </w:r>
+      <w:r>
+        <w:t>。</w:t>
       </w:r>
     </w:p>
     <w:p>
       <w:pPr>
-        <w:spacing w:after="120" w:line="312" w:lineRule="auto"/>
-      </w:pPr>
-      <w:r>
-        <w:t>核心差异：第4位是「健康管理师」还是「线下督导」？其余五师一致。</w:t>
+        <w:pStyle w:val="ListBullet"/>
+        <w:spacing w:after="60"/>
+        <w:ind w:left="567"/>
+      </w:pPr>
+      <w:r/>
+      <w:r>
+        <w:rPr>
+          <w:b/>
+        </w:rPr>
+        <w:t>后3个角色（客服/系统客服/线下督导）由圆爱康及代理商承担</w:t>
+      </w:r>
+      <w:r>
+        <w:t xml:space="preserve"> → 这是「第三方赋能」的落地：</w:t>
+      </w:r>
+      <w:r>
+        <w:rPr>
+          <w:b/>
+        </w:rPr>
+        <w:t>运营、技术、督导由我们提供</w:t>
+      </w:r>
+      <w:r>
+        <w:t>。</w:t>
       </w:r>
     </w:p>
     <w:p>
       <w:pPr>
+        <w:pStyle w:val="ListBullet"/>
+        <w:spacing w:after="60"/>
+        <w:ind w:left="567"/>
+      </w:pPr>
+      <w:r/>
+      <w:r>
+        <w:rPr>
+          <w:b/>
+        </w:rPr>
+        <w:t>线下督导的灵活性</w:t>
+      </w:r>
+      <w:r>
+        <w:t xml:space="preserve">：可由代理商担任，也可由圆爱康销售担任 → </w:t>
+      </w:r>
+      <w:r>
+        <w:rPr>
+          <w:b/>
+        </w:rPr>
+        <w:t>代理商是自己人，不是外部渠道</w:t>
+      </w:r>
+      <w:r>
+        <w:t>。</w:t>
+      </w:r>
+    </w:p>
+    <w:p>
+      <w:pPr>
+        <w:pStyle w:val="Heading3"/>
+      </w:pPr>
+      <w:r>
+        <w:rPr>
+          <w:color w:val="2D5F9E"/>
+          <w:sz w:val="26"/>
+        </w:rPr>
+        <w:t>📌 相比旧版本的修正说明</w:t>
+      </w:r>
+    </w:p>
+    <w:p>
+      <w:pPr>
+        <w:pStyle w:val="ListBullet"/>
+        <w:spacing w:after="60"/>
+        <w:ind w:left="567"/>
+      </w:pPr>
+      <w:r>
+        <w:t>❌ 旧口径A「智慧家康说明书」：专科医生、康复治疗师、护师、</w:t>
+      </w:r>
+      <w:r>
+        <w:rPr>
+          <w:b/>
+        </w:rPr>
+        <w:t>健康管理师</w:t>
+      </w:r>
+      <w:r>
+        <w:t>、设备工程师、客服专员</w:t>
+      </w:r>
+    </w:p>
+    <w:p>
+      <w:pPr>
+        <w:pStyle w:val="ListBullet"/>
+        <w:spacing w:after="60"/>
+        <w:ind w:left="567"/>
+      </w:pPr>
+      <w:r>
+        <w:t>❌ 旧口径B「居家大盘定位图」：科室专科医生、治疗师、专科护师、</w:t>
+      </w:r>
+      <w:r>
+        <w:rPr>
+          <w:b/>
+        </w:rPr>
+        <w:t>线下督导</w:t>
+      </w:r>
+      <w:r>
+        <w:t>、设备工程师、线上专业客服</w:t>
+      </w:r>
+    </w:p>
+    <w:p>
+      <w:pPr>
+        <w:pStyle w:val="ListBullet"/>
+        <w:spacing w:after="60"/>
+        <w:ind w:left="567"/>
+      </w:pPr>
+      <w:r>
+        <w:t xml:space="preserve">✅ </w:t>
+      </w:r>
+      <w:r>
+        <w:rPr>
+          <w:b/>
+        </w:rPr>
+        <w:t>新口径（sandy 9-10 定版）</w:t>
+      </w:r>
+      <w:r>
+        <w:t>：医生、护士、康复师、客服、系统客服、线下督导</w:t>
+      </w:r>
+    </w:p>
+    <w:p>
+      <w:pPr>
+        <w:pStyle w:val="ListBullet"/>
+        <w:spacing w:after="60"/>
+        <w:ind w:left="567"/>
+      </w:pPr>
+      <w:r/>
+      <w:r>
+        <w:rPr>
+          <w:b/>
+        </w:rPr>
+        <w:t>差异原因</w:t>
+      </w:r>
+      <w:r>
+        <w:t>：sandy 按实际运行角色重新定版；此版本为</w:t>
+      </w:r>
+      <w:r>
+        <w:rPr>
+          <w:b/>
+        </w:rPr>
+        <w:t>内部认知唯一准据</w:t>
+      </w:r>
+      <w:r>
+        <w:t>。对外文件如需沿用说明书旧版措辞，须先经 sandy 确认。</w:t>
+      </w:r>
+    </w:p>
+    <w:p>
+      <w:pPr>
+        <w:spacing w:before="120" w:after="120"/>
+      </w:pPr>
+      <w:r>
+        <w:rPr>
+          <w:color w:val="CCCCCC"/>
+          <w:sz w:val="16"/>
+        </w:rPr>
+        <w:t>────────────────────────────────────────────────────────────</w:t>
+      </w:r>
+    </w:p>
+    <w:p>
+      <w:pPr>
+        <w:pStyle w:val="Heading2"/>
+      </w:pPr>
+      <w:r>
+        <w:rPr>
+          <w:color w:val="1A478A"/>
+          <w:sz w:val="32"/>
+        </w:rPr>
+        <w:t>四·补、六师共管与「圆爱康无诊疗资质」的合规关系（★重要★）</w:t>
+      </w:r>
+    </w:p>
+    <w:p>
+      <w:pPr>
         <w:spacing w:after="120" w:line="312" w:lineRule="auto"/>
       </w:pPr>
-      <w:r>
-        <w:t>→ 建议以说明书（正式对外文件）的「健康管理师」为对外口径，「线下督导」作为运营岗位补充。</w:t>
+      <w:r/>
+      <w:r>
+        <w:rPr>
+          <w:b/>
+        </w:rPr>
+        <w:t>sandy 2026-09-10 特别提示的风险</w:t>
+      </w:r>
+      <w:r>
+        <w:t>：对外表述</w:t>
+      </w:r>
+      <w:r>
+        <w:rPr>
+          <w:b/>
+        </w:rPr>
+        <w:t>不可</w:t>
+      </w:r>
+      <w:r>
+        <w:t>让圆爱康看起来"具备诊疗能力"——否则等于自认无证行医，且暗示自己有医疗机构做后盾（实际没有）。</w:t>
+      </w:r>
+    </w:p>
+    <w:p>
+      <w:pPr>
+        <w:spacing w:after="120" w:line="312" w:lineRule="auto"/>
+      </w:pPr>
+      <w:r/>
+      <w:r>
+        <w:rPr>
+          <w:b/>
+        </w:rPr>
+        <w:t>合规表述三重边界：</w:t>
+      </w:r>
+      <w:r/>
+    </w:p>
+    <w:tbl>
+      <w:tblPr>
+        <w:tblStyle w:val="TableGrid"/>
+        <w:tblW w:type="auto" w:w="0"/>
+        <w:jc w:val="center"/>
+        <w:tblLook w:firstColumn="1" w:firstRow="1" w:lastColumn="0" w:lastRow="0" w:noHBand="0" w:noVBand="1" w:val="04A0"/>
+      </w:tblPr>
+      <w:tblGrid>
+        <w:gridCol w:w="2880"/>
+        <w:gridCol w:w="2880"/>
+        <w:gridCol w:w="2880"/>
+      </w:tblGrid>
+      <w:tr>
+        <w:tc>
+          <w:tcPr>
+            <w:tcW w:type="dxa" w:w="2880"/>
+            <w:shd w:fill="1A478A" w:val="clear"/>
+          </w:tcPr>
+          <w:p>
+            <w:r/>
+            <w:r>
+              <w:rPr>
+                <w:b/>
+                <w:color w:val="FFFFFF"/>
+                <w:sz w:val="20"/>
+              </w:rPr>
+              <w:t>主体</w:t>
+            </w:r>
+          </w:p>
+        </w:tc>
+        <w:tc>
+          <w:tcPr>
+            <w:tcW w:type="dxa" w:w="2880"/>
+            <w:shd w:fill="1A478A" w:val="clear"/>
+          </w:tcPr>
+          <w:p>
+            <w:r/>
+            <w:r>
+              <w:rPr>
+                <w:b/>
+                <w:color w:val="FFFFFF"/>
+                <w:sz w:val="20"/>
+              </w:rPr>
+              <w:t>角色</w:t>
+            </w:r>
+          </w:p>
+        </w:tc>
+        <w:tc>
+          <w:tcPr>
+            <w:tcW w:type="dxa" w:w="2880"/>
+            <w:shd w:fill="1A478A" w:val="clear"/>
+          </w:tcPr>
+          <w:p>
+            <w:r/>
+            <w:r>
+              <w:rPr>
+                <w:b/>
+                <w:color w:val="FFFFFF"/>
+                <w:sz w:val="20"/>
+              </w:rPr>
+              <w:t>对外措辞</w:t>
+            </w:r>
+          </w:p>
+        </w:tc>
+      </w:tr>
+      <w:tr>
+        <w:tc>
+          <w:tcPr>
+            <w:tcW w:type="dxa" w:w="2880"/>
+          </w:tcPr>
+          <w:p>
+            <w:r/>
+            <w:r/>
+            <w:r>
+              <w:rPr>
+                <w:b/>
+              </w:rPr>
+              <w:t>合作医疗机构</w:t>
+            </w:r>
+            <w:r/>
+          </w:p>
+        </w:tc>
+        <w:tc>
+          <w:tcPr>
+            <w:tcW w:type="dxa" w:w="2880"/>
+          </w:tcPr>
+          <w:p>
+            <w:r/>
+            <w:r/>
+            <w:r>
+              <w:rPr>
+                <w:b/>
+              </w:rPr>
+              <w:t>医疗服务主体与责任方</w:t>
+            </w:r>
+            <w:r/>
+          </w:p>
+        </w:tc>
+        <w:tc>
+          <w:tcPr>
+            <w:tcW w:type="dxa" w:w="2880"/>
+          </w:tcPr>
+          <w:p>
+            <w:r/>
+            <w:r>
+              <w:t>诊疗方案、处方、质量安全监管、医疗数据归属</w:t>
+            </w:r>
+            <w:r>
+              <w:rPr>
+                <w:b/>
+              </w:rPr>
+              <w:t>均由医院承担</w:t>
+            </w:r>
+            <w:r/>
+          </w:p>
+        </w:tc>
+      </w:tr>
+      <w:tr>
+        <w:tc>
+          <w:tcPr>
+            <w:tcW w:type="dxa" w:w="2880"/>
+            <w:shd w:fill="F5F7FA" w:val="clear"/>
+          </w:tcPr>
+          <w:p>
+            <w:r/>
+            <w:r/>
+            <w:r>
+              <w:rPr>
+                <w:b/>
+              </w:rPr>
+              <w:t>圆爱康</w:t>
+            </w:r>
+            <w:r/>
+          </w:p>
+        </w:tc>
+        <w:tc>
+          <w:tcPr>
+            <w:tcW w:type="dxa" w:w="2880"/>
+            <w:shd w:fill="F5F7FA" w:val="clear"/>
+          </w:tcPr>
+          <w:p>
+            <w:r/>
+            <w:r/>
+            <w:r>
+              <w:rPr>
+                <w:b/>
+              </w:rPr>
+              <w:t>第三方技术与运营支持方</w:t>
+            </w:r>
+            <w:r/>
+          </w:p>
+        </w:tc>
+        <w:tc>
+          <w:tcPr>
+            <w:tcW w:type="dxa" w:w="2880"/>
+            <w:shd w:fill="F5F7FA" w:val="clear"/>
+          </w:tcPr>
+          <w:p>
+            <w:r/>
+            <w:r>
+              <w:t>提供智能软件平台、物联网康复硬件、物流运维、</w:t>
+            </w:r>
+            <w:r>
+              <w:rPr>
+                <w:b/>
+              </w:rPr>
+              <w:t>六师中的运营角色（客服/系统客服/线下督导）</w:t>
+            </w:r>
+            <w:r/>
+          </w:p>
+        </w:tc>
+      </w:tr>
+      <w:tr>
+        <w:tc>
+          <w:tcPr>
+            <w:tcW w:type="dxa" w:w="2880"/>
+          </w:tcPr>
+          <w:p>
+            <w:r/>
+            <w:r/>
+            <w:r>
+              <w:rPr>
+                <w:b/>
+              </w:rPr>
+              <w:t>患者</w:t>
+            </w:r>
+            <w:r/>
+          </w:p>
+        </w:tc>
+        <w:tc>
+          <w:tcPr>
+            <w:tcW w:type="dxa" w:w="2880"/>
+          </w:tcPr>
+          <w:p>
+            <w:r/>
+            <w:r>
+              <w:t>服务购买方</w:t>
+            </w:r>
+          </w:p>
+        </w:tc>
+        <w:tc>
+          <w:tcPr>
+            <w:tcW w:type="dxa" w:w="2880"/>
+          </w:tcPr>
+          <w:p>
+            <w:r/>
+            <w:r>
+              <w:t>在家庭场景下接受</w:t>
+            </w:r>
+            <w:r>
+              <w:rPr>
+                <w:b/>
+              </w:rPr>
+              <w:t>由院方医师开具并指导的</w:t>
+            </w:r>
+            <w:r>
+              <w:t>康复训练</w:t>
+            </w:r>
+          </w:p>
+        </w:tc>
+      </w:tr>
+    </w:tbl>
+    <w:p/>
+    <w:p>
+      <w:pPr>
+        <w:spacing w:after="120" w:line="312" w:lineRule="auto"/>
+      </w:pPr>
+      <w:r/>
+      <w:r>
+        <w:rPr>
+          <w:b/>
+        </w:rPr>
+        <w:t>❌ 禁止表述</w:t>
+      </w:r>
+      <w:r>
+        <w:t>（会被理解为自认诊疗行为）：</w:t>
+      </w:r>
+    </w:p>
+    <w:p>
+      <w:pPr>
+        <w:pStyle w:val="ListBullet"/>
+        <w:spacing w:after="60"/>
+        <w:ind w:left="567"/>
+      </w:pPr>
+      <w:r>
+        <w:t>"圆爱康提供康复治疗/诊疗服务"</w:t>
+      </w:r>
+    </w:p>
+    <w:p>
+      <w:pPr>
+        <w:pStyle w:val="ListBullet"/>
+        <w:spacing w:after="60"/>
+        <w:ind w:left="567"/>
+      </w:pPr>
+      <w:r>
+        <w:t>"圆爱康开具处方/制定治疗方案"</w:t>
+      </w:r>
+    </w:p>
+    <w:p>
+      <w:pPr>
+        <w:pStyle w:val="ListBullet"/>
+        <w:spacing w:after="60"/>
+        <w:ind w:left="567"/>
+      </w:pPr>
+      <w:r>
+        <w:t>"圆爱康拥有医疗团队"</w:t>
+      </w:r>
+    </w:p>
+    <w:p>
+      <w:pPr>
+        <w:spacing w:after="120" w:line="312" w:lineRule="auto"/>
+      </w:pPr>
+      <w:r/>
+      <w:r>
+        <w:rPr>
+          <w:b/>
+        </w:rPr>
+        <w:t>✅ 正确表述</w:t>
+      </w:r>
+      <w:r>
+        <w:t>：</w:t>
+      </w:r>
+    </w:p>
+    <w:p>
+      <w:pPr>
+        <w:pStyle w:val="ListBullet"/>
+        <w:spacing w:after="60"/>
+        <w:ind w:left="567"/>
+      </w:pPr>
+      <w:r>
+        <w:t>"圆爱康为合作医疗机构提供设备、物联网系统与远程协同管理，</w:t>
+      </w:r>
+      <w:r>
+        <w:rPr>
+          <w:b/>
+        </w:rPr>
+        <w:t>支撑医院把院内治疗能力延伸到患者家中</w:t>
+      </w:r>
+      <w:r>
+        <w:t>。"</w:t>
+      </w:r>
+    </w:p>
+    <w:p>
+      <w:pPr>
+        <w:pStyle w:val="ListBullet"/>
+        <w:spacing w:after="60"/>
+        <w:ind w:left="567"/>
+      </w:pPr>
+      <w:r>
+        <w:t>"诊疗行为由</w:t>
+      </w:r>
+      <w:r>
+        <w:rPr>
+          <w:b/>
+        </w:rPr>
+        <w:t>合作医院执业医师</w:t>
+      </w:r>
+      <w:r>
+        <w:t>依规完成。"</w:t>
       </w:r>
     </w:p>
     <w:p>
@@ -3915,7 +4824,7 @@
         <w:rPr>
           <w:b/>
         </w:rPr>
-        <w:t>必须 sandy 拍板的（唯一的待定口径问题）</w:t>
+        <w:t>✅ 已由 sandy 2026-09-10 拍板（原待定项，已定）</w:t>
       </w:r>
       <w:r/>
     </w:p>
@@ -3924,8 +4833,43 @@
         <w:spacing w:after="60"/>
         <w:ind w:left="454"/>
       </w:pPr>
-      <w:r>
-        <w:t>六师第4位：对外写「健康管理师」还是「线下督导」？（说明书写健康管理师，定位图写线下督导；其余五师一致）</w:t>
+      <w:r/>
+      <w:r>
+        <w:rPr>
+          <w:b/>
+        </w:rPr>
+        <w:t>六师第4位</w:t>
+      </w:r>
+      <w:r>
+        <w:t xml:space="preserve"> → sandy 9-10 定版：</w:t>
+      </w:r>
+      <w:r>
+        <w:rPr>
+          <w:b/>
+        </w:rPr>
+        <w:t>「线下督导」</w:t>
+      </w:r>
+      <w:r>
+        <w:t>（非"健康管理师"）。完整六师见第四节。</w:t>
+      </w:r>
+    </w:p>
+    <w:p>
+      <w:pPr>
+        <w:pStyle w:val="ListBullet"/>
+        <w:spacing w:after="60"/>
+        <w:ind w:left="567"/>
+      </w:pPr>
+      <w:r>
+        <w:t>⚠️ 原悬置问题（说明书版"健康管理师" vs 定位图版"线下督导"）</w:t>
+      </w:r>
+      <w:r>
+        <w:rPr>
+          <w:b/>
+        </w:rPr>
+        <w:t>已终结</w:t>
+      </w:r>
+      <w:r>
+        <w:t>——以第四节定版为准。</w:t>
       </w:r>
     </w:p>
     <w:p>
@@ -4040,7 +4984,81 @@
           <w:color w:val="1A478A"/>
           <w:sz w:val="32"/>
         </w:rPr>
-        <w:t>九、版本与修订</w:t>
+        <w:t>八·补、★战略边界与定义权（sandy 2026-09-10 定 · 认知底座必载）★</w:t>
+      </w:r>
+    </w:p>
+    <w:p>
+      <w:pPr>
+        <w:spacing w:before="80" w:after="80"/>
+        <w:ind w:left="567"/>
+        <w:pBdr>
+          <w:left w:val="single" w:sz="12" w:space="8" w:color="1A478A"/>
+        </w:pBdr>
+      </w:pPr>
+      <w:r>
+        <w:rPr>
+          <w:i/>
+          <w:color w:val="666666"/>
+        </w:rPr>
+        <w:t>本节收录 sandy 9-10 讨论中拍板的**边界点**——不是"待定"，是**已定的认知边界**。凡对外写作、GEO、销售材料均须遵守。</w:t>
+      </w:r>
+    </w:p>
+    <w:p>
+      <w:pPr>
+        <w:pStyle w:val="Heading3"/>
+      </w:pPr>
+      <w:r>
+        <w:rPr>
+          <w:color w:val="2D5F9E"/>
+          <w:sz w:val="26"/>
+        </w:rPr>
+        <w:t>边界1：盆底（妇产）只是入口，N科室才是主战场</w:t>
+      </w:r>
+    </w:p>
+    <w:p>
+      <w:pPr>
+        <w:spacing w:after="120" w:line="312" w:lineRule="auto"/>
+      </w:pPr>
+      <w:r/>
+      <w:r>
+        <w:rPr>
+          <w:b/>
+        </w:rPr>
+        <w:t>sandy 原话</w:t>
+      </w:r>
+      <w:r>
+        <w:t>：</w:t>
+      </w:r>
+    </w:p>
+    <w:p>
+      <w:pPr>
+        <w:spacing w:before="80" w:after="80"/>
+        <w:ind w:left="567"/>
+        <w:pBdr>
+          <w:left w:val="single" w:sz="12" w:space="8" w:color="1A478A"/>
+        </w:pBdr>
+      </w:pPr>
+      <w:r>
+        <w:rPr>
+          <w:i/>
+          <w:color w:val="666666"/>
+        </w:rPr>
+        <w:t>"圆爱康智慧家康整个路径应该是 **N 多个科室**，**只有在妇产科可能才会碰到**盆底这些对手。**非妇产科领域的话，他们就不是了。**"</w:t>
+      </w:r>
+    </w:p>
+    <w:p>
+      <w:pPr>
+        <w:spacing w:after="120" w:line="312" w:lineRule="auto"/>
+      </w:pPr>
+      <w:r/>
+      <w:r>
+        <w:rPr>
+          <w:b/>
+        </w:rPr>
+        <w:t>含义</w:t>
+      </w:r>
+      <w:r>
+        <w:t>：</w:t>
       </w:r>
     </w:p>
     <w:p>
@@ -4050,7 +5068,16 @@
         <w:ind w:left="567"/>
       </w:pPr>
       <w:r>
-        <w:t>v1.0（2026-08-10）· 小龙虾：综合产品资料+项目说明书+彩页+竞品表+费用口径整理成认知底座，首次定版</w:t>
+        <w:t>盆底竞品（乐普/澜渟/大悦等）</w:t>
+      </w:r>
+      <w:r>
+        <w:rPr>
+          <w:b/>
+        </w:rPr>
+        <w:t>只在妇产科战场</w:t>
+      </w:r>
+      <w:r>
+        <w:t>出现</w:t>
       </w:r>
     </w:p>
     <w:p>
@@ -4060,8 +5087,24 @@
         <w:ind w:left="567"/>
       </w:pPr>
       <w:r>
-        <w:t>v1.1（2026-08-11）· 小龙虾：按 sandy 姐确认，重写第五节"收费/结算"——确立「两种分账模式并存」+「押金线下扫码（除非技术支持押金单/买卖单拆分）」，取代旧"路径A/路径B"口径</w:t>
-      </w:r>
+        <w:t xml:space="preserve">综合医院的 </w:t>
+      </w:r>
+      <w:r>
+        <w:rPr>
+          <w:b/>
+        </w:rPr>
+        <w:t>心内/神经/骨科/泌尿/肛肠/儿科</w:t>
+      </w:r>
+      <w:r>
+        <w:t xml:space="preserve"> 等科室，</w:t>
+      </w:r>
+      <w:r>
+        <w:rPr>
+          <w:b/>
+        </w:rPr>
+        <w:t>无同质竞品</w:t>
+      </w:r>
+      <w:r/>
     </w:p>
     <w:p>
       <w:pPr>
@@ -4070,8 +5113,108 @@
         <w:ind w:left="567"/>
       </w:pPr>
       <w:r>
-        <w:t>v1.2（2026-08-11）· 小龙虾：按 sandy 姐亲自定版，统一全文对外口径——新增"患者经圆爱康小程序购买、按分成比例平台与医院分别结算各自服务费用"标准句，落地案例改掉"医院收取管理费"旧说法</w:t>
-      </w:r>
+        <w:t xml:space="preserve">→ </w:t>
+      </w:r>
+      <w:r>
+        <w:rPr>
+          <w:b/>
+        </w:rPr>
+        <w:t>盆底打平/打赢是战术；N科室全覆盖才是战略</w:t>
+      </w:r>
+      <w:r/>
+    </w:p>
+    <w:p>
+      <w:pPr>
+        <w:spacing w:after="120" w:line="312" w:lineRule="auto"/>
+      </w:pPr>
+      <w:r/>
+      <w:r>
+        <w:rPr>
+          <w:b/>
+        </w:rPr>
+        <w:t>实证（用户名单）</w:t>
+      </w:r>
+      <w:r>
+        <w:t>：已合作 17 家中，</w:t>
+      </w:r>
+      <w:r>
+        <w:rPr>
+          <w:b/>
+        </w:rPr>
+        <w:t>综合医院占多数</w:t>
+      </w:r>
+      <w:r>
+        <w:t xml:space="preserve">（中山六院、广东省二院、南医三院、南医八院、汕大附一…），妇幼/妇产专科仅 4 家 → </w:t>
+      </w:r>
+      <w:r>
+        <w:rPr>
+          <w:b/>
+        </w:rPr>
+        <w:t>战略已在实际落地中体现</w:t>
+      </w:r>
+      <w:r>
+        <w:t>。</w:t>
+      </w:r>
+    </w:p>
+    <w:p>
+      <w:pPr>
+        <w:spacing w:after="120" w:line="312" w:lineRule="auto"/>
+      </w:pPr>
+      <w:r>
+        <w:t xml:space="preserve">⚠️ </w:t>
+      </w:r>
+      <w:r>
+        <w:rPr>
+          <w:b/>
+        </w:rPr>
+        <w:t>对 GEO 的直接影响</w:t>
+      </w:r>
+      <w:r>
+        <w:t>：</w:t>
+      </w:r>
+      <w:r>
+        <w:rPr>
+          <w:b/>
+        </w:rPr>
+        <w:t>词库不能全压在"盆底"上</w:t>
+      </w:r>
+      <w:r>
+        <w:t>，须覆盖各科室居家康复。</w:t>
+      </w:r>
+    </w:p>
+    <w:p>
+      <w:pPr>
+        <w:pStyle w:val="Heading3"/>
+      </w:pPr>
+      <w:r>
+        <w:rPr>
+          <w:color w:val="2D5F9E"/>
+          <w:sz w:val="26"/>
+        </w:rPr>
+        <w:t>边界2：「家康」定义权 —— 家康 = 家庭康复，与「家庭健康」明确拆分</w:t>
+      </w:r>
+    </w:p>
+    <w:p>
+      <w:pPr>
+        <w:spacing w:after="120" w:line="312" w:lineRule="auto"/>
+      </w:pPr>
+      <w:r/>
+      <w:r>
+        <w:rPr>
+          <w:b/>
+        </w:rPr>
+        <w:t>sandy 定</w:t>
+      </w:r>
+      <w:r>
+        <w:t xml:space="preserve">："家康是家庭健康还是家庭康复可能不一样，一个是相对有治疗有训练有结果的。" → </w:t>
+      </w:r>
+      <w:r>
+        <w:rPr>
+          <w:b/>
+        </w:rPr>
+        <w:t>要做，要把两者拆开。</w:t>
+      </w:r>
+      <w:r/>
     </w:p>
     <w:p>
       <w:pPr>
@@ -4079,17 +5222,15 @@
         <w:spacing w:after="60"/>
         <w:ind w:left="567"/>
       </w:pPr>
-      <w:r>
-        <w:t>v1.3（2026-08-13）· 小龙虾：按 sandy 姐 8-12 亲自定版，补入</w:t>
-      </w:r>
+      <w:r/>
       <w:r>
         <w:rPr>
           <w:b/>
         </w:rPr>
-        <w:t>结算优先级（最重要新口径）</w:t>
-      </w:r>
-      <w:r>
-        <w:t>——月结为第一优先、分账看公立医院、私立医院必收圆爱康；不是两种分账不分主次</w:t>
+        <w:t>家康（家庭康复）</w:t>
+      </w:r>
+      <w:r>
+        <w:t xml:space="preserve"> = 医疗行为的院外延伸，有诊断、处方、训练、疗效评估</w:t>
       </w:r>
     </w:p>
     <w:p>
@@ -4103,37 +5244,254 @@
         <w:rPr>
           <w:b/>
         </w:rPr>
-        <w:t>v1.4（2026-09-10）· 小鲸鱼（经 sandy 亲自定版）：新增第零节「底层认知铁律」——① 不锁"三甲"（客户=各级医院）② 不锁"康复科"（产品=全专科）③ 圆爱康=各级医院×全专科的"治疗能力延伸平台"。同步重写第一节定位句、第三节加铁律2实证标注。</w:t>
+        <w:t>家庭健康</w:t>
+      </w:r>
+      <w:r>
+        <w:t xml:space="preserve"> = 生活方式干预与风险预防（非诊疗行为）</w:t>
+      </w:r>
+    </w:p>
+    <w:p>
+      <w:pPr>
+        <w:pStyle w:val="ListBullet"/>
+        <w:spacing w:after="60"/>
+        <w:ind w:left="567"/>
+      </w:pPr>
+      <w:r/>
+      <w:r>
+        <w:rPr>
+          <w:b/>
+        </w:rPr>
+        <w:t>策略</w:t>
+      </w:r>
+      <w:r>
+        <w:t>：主动把"家庭健康"让给盈康一生（海尔）语境，我们钉"家庭康复"</w:t>
+      </w:r>
+    </w:p>
+    <w:p>
+      <w:pPr>
+        <w:spacing w:after="120" w:line="312" w:lineRule="auto"/>
+      </w:pPr>
+      <w:r>
+        <w:t xml:space="preserve">⚠️ </w:t>
+      </w:r>
+      <w:r>
+        <w:rPr>
+          <w:b/>
+        </w:rPr>
+        <w:t>合规红线（关键）</w:t>
+      </w:r>
+      <w:r>
+        <w:t>：定义句</w:t>
+      </w:r>
+      <w:r>
+        <w:rPr>
+          <w:b/>
+        </w:rPr>
+        <w:t>不可</w:t>
+      </w:r>
+      <w:r>
+        <w:t>写成"圆爱康提供诊疗"——那等于自认无证行医。正确写法见「四·补」。核心一句：</w:t>
+      </w:r>
+    </w:p>
+    <w:p>
+      <w:pPr>
+        <w:spacing w:before="80" w:after="80"/>
+        <w:ind w:left="567"/>
+        <w:pBdr>
+          <w:left w:val="single" w:sz="12" w:space="8" w:color="1A478A"/>
+        </w:pBdr>
+      </w:pPr>
+      <w:r>
+        <w:rPr>
+          <w:i/>
+          <w:color w:val="666666"/>
+        </w:rPr>
+        <w:t>**诊疗行为由合作医院执业医师依规完成；圆爱康是第三方技术与服务提供方。**</w:t>
+      </w:r>
+    </w:p>
+    <w:p>
+      <w:pPr>
+        <w:spacing w:after="120" w:line="312" w:lineRule="auto"/>
+      </w:pPr>
+      <w:r>
+        <w:t>（词权完整方案见 `echoes/docs/GEO/` 相关文件）</w:t>
+      </w:r>
+    </w:p>
+    <w:p>
+      <w:pPr>
+        <w:pStyle w:val="Heading3"/>
+      </w:pPr>
+      <w:r>
+        <w:rPr>
+          <w:color w:val="2D5F9E"/>
+          <w:sz w:val="26"/>
+        </w:rPr>
+        <w:t>边界3：有端口 ≠ 有管理，有设备 ≠ 有治疗（战例抽象）</w:t>
+      </w:r>
+    </w:p>
+    <w:p>
+      <w:pPr>
+        <w:spacing w:after="120" w:line="312" w:lineRule="auto"/>
+      </w:pPr>
+      <w:r/>
+      <w:r>
+        <w:rPr>
+          <w:b/>
+        </w:rPr>
+        <w:t>实证</w:t>
+      </w:r>
+      <w:r>
+        <w:t>：某三甲综合性医院，某上市器械厂商早进一年多，订单停留在两位数；圆爱康进场</w:t>
+      </w:r>
+      <w:r>
+        <w:rPr>
+          <w:b/>
+        </w:rPr>
+        <w:t>一个月即达 30 单+</w:t>
+      </w:r>
+      <w:r>
+        <w:t>。</w:t>
+      </w:r>
+    </w:p>
+    <w:p>
+      <w:pPr>
+        <w:spacing w:after="120" w:line="312" w:lineRule="auto"/>
+      </w:pPr>
+      <w:r/>
+      <w:r>
+        <w:rPr>
+          <w:b/>
+        </w:rPr>
+        <w:t>归因</w:t>
+      </w:r>
+      <w:r>
+        <w:t>：对手只有"医生端+患者端+物联网设备"（</w:t>
+      </w:r>
+      <w:r>
+        <w:rPr>
+          <w:b/>
+        </w:rPr>
+        <w:t>形</w:t>
+      </w:r>
+      <w:r>
+        <w:t xml:space="preserve">），无管理闭环；圆爱康有 </w:t>
+      </w:r>
+      <w:r>
+        <w:rPr>
+          <w:b/>
+        </w:rPr>
+        <w:t>六师共管</w:t>
+      </w:r>
+      <w:r>
+        <w:t>（</w:t>
+      </w:r>
+      <w:r>
+        <w:rPr>
+          <w:b/>
+        </w:rPr>
+        <w:t>真有管理</w:t>
+      </w:r>
+      <w:r>
+        <w:t>）。</w:t>
+      </w:r>
+    </w:p>
+    <w:p>
+      <w:pPr>
+        <w:spacing w:after="120" w:line="312" w:lineRule="auto"/>
+      </w:pPr>
+      <w:r>
+        <w:t>→ 抽象金句：</w:t>
+      </w:r>
+      <w:r>
+        <w:rPr>
+          <w:b/>
+        </w:rPr>
+        <w:t>"有端口≠有管理，有设备≠有治疗。"</w:t>
       </w:r>
       <w:r/>
     </w:p>
     <w:p>
       <w:pPr>
+        <w:spacing w:after="120" w:line="312" w:lineRule="auto"/>
+      </w:pPr>
+      <w:r>
+        <w:t xml:space="preserve">⚠️ </w:t>
+      </w:r>
+      <w:r>
+        <w:rPr>
+          <w:b/>
+        </w:rPr>
+        <w:t>写作铁律</w:t>
+      </w:r>
+      <w:r>
+        <w:t>：不点厂家名（写"某上市器械厂商"）、不点医院名且</w:t>
+      </w:r>
+      <w:r>
+        <w:rPr>
+          <w:b/>
+        </w:rPr>
+        <w:t>不露地域</w:t>
+      </w:r>
+      <w:r>
+        <w:t>（写"某三甲综合性医院"）、体裁用公司介绍/成绩单。（详见 `echoes/docs/GEO/竞品战例_写作铁律_20260910.md`）</w:t>
+      </w:r>
+    </w:p>
+    <w:p>
+      <w:pPr>
+        <w:pStyle w:val="Heading3"/>
+      </w:pPr>
+      <w:r>
+        <w:rPr>
+          <w:color w:val="2D5F9E"/>
+          <w:sz w:val="26"/>
+        </w:rPr>
+        <w:t>边界4：圆爱康绝不上门施治</w:t>
+      </w:r>
+    </w:p>
+    <w:p>
+      <w:pPr>
         <w:pStyle w:val="ListBullet"/>
         <w:spacing w:after="60"/>
         <w:ind w:left="567"/>
       </w:pPr>
       <w:r>
-        <w:t xml:space="preserve">⚠️ </w:t>
+        <w:t xml:space="preserve">上门施治须医疗持证人员，且 = </w:t>
       </w:r>
       <w:r>
         <w:rPr>
           <w:b/>
         </w:rPr>
-        <w:t>修订动因</w:t>
-      </w:r>
-      <w:r>
-        <w:t>：此前 V4.3 话术/GEO 种苗/词库/判别句等文件中出现"三甲"锁定口径，是抄了 AI 搜索实测里 AI 的说法，</w:t>
+        <w:t>重资产</w:t>
+      </w:r>
+      <w:r>
+        <w:t>，sandy 明确不碰</w:t>
+      </w:r>
+    </w:p>
+    <w:p>
+      <w:pPr>
+        <w:pStyle w:val="ListBullet"/>
+        <w:spacing w:after="60"/>
+        <w:ind w:left="567"/>
+      </w:pPr>
+      <w:r>
+        <w:t xml:space="preserve">圆爱康 = </w:t>
       </w:r>
       <w:r>
         <w:rPr>
           <w:b/>
         </w:rPr>
-        <w:t>误把 AI 口径当业务事实</w:t>
-      </w:r>
-      <w:r>
-        <w:t>；且"康复"一词锁死科室，会让妇产/心内等真实客户科室主任误以为"与我无关"。sandy 9-10 明确纠正并定为底层铁律。</w:t>
-      </w:r>
+        <w:t>家用器械 + 远程系统 + 医疗机构持证医师远程协同</w:t>
+      </w:r>
+      <w:r>
+        <w:t>的</w:t>
+      </w:r>
+      <w:r>
+        <w:rPr>
+          <w:b/>
+        </w:rPr>
+        <w:t>第三方基础设施方</w:t>
+      </w:r>
+      <w:r/>
     </w:p>
     <w:p>
       <w:pPr>
@@ -4142,88 +5500,16 @@
         <w:ind w:left="567"/>
       </w:pPr>
       <w:r>
-        <w:t xml:space="preserve">⚠️ </w:t>
+        <w:t>讲"居家"对监管敏感时 → 改用"</w:t>
       </w:r>
       <w:r>
         <w:rPr>
           <w:b/>
         </w:rPr>
-        <w:t>联动修订范围（改一处必查全局）</w:t>
-      </w:r>
-      <w:r>
-        <w:t>：凡引用"三甲医院康复延伸"口径的所有文件（GEO 种苗定稿、词库 v0.2、判别问句包 v1、AI可见度落地执行总篇）</w:t>
-      </w:r>
-      <w:r>
-        <w:rPr>
-          <w:b/>
-        </w:rPr>
-        <w:t>均需同步按第零节铁律复核修订</w:t>
-      </w:r>
-      <w:r>
-        <w:t>。小鲸鱼 9-10 已完成 GEO 侧 5 个文件的批量纠偏。</w:t>
-      </w:r>
-    </w:p>
-    <w:p>
-      <w:pPr>
-        <w:pStyle w:val="ListBullet"/>
-        <w:spacing w:after="60"/>
-        <w:ind w:left="567"/>
-      </w:pPr>
-      <w:r>
-        <w:t xml:space="preserve">✅ </w:t>
-      </w:r>
-      <w:r>
-        <w:rPr>
-          <w:b/>
-        </w:rPr>
-        <w:t>销售话术 V4.3 不在联动修订范围内</w:t>
-      </w:r>
-      <w:r>
-        <w:t>（sandy 9-10 明确）：V4.3 锁"三甲"是</w:t>
-      </w:r>
-      <w:r>
-        <w:rPr>
-          <w:b/>
-        </w:rPr>
-        <w:t>针对三甲医院的攻坚话术</w:t>
-      </w:r>
-      <w:r>
-        <w:t>，属场景层收窄，</w:t>
-      </w:r>
-      <w:r>
-        <w:rPr>
-          <w:b/>
-        </w:rPr>
-        <w:t>不动</w:t>
-      </w:r>
-      <w:r>
-        <w:t>。见新增</w:t>
-      </w:r>
-      <w:r>
-        <w:rPr>
-          <w:b/>
-        </w:rPr>
-        <w:t>铁律4「认知底座 vs 销售话术——地图 vs 子弹」</w:t>
-      </w:r>
-      <w:r>
-        <w:t>。</w:t>
-      </w:r>
-    </w:p>
-    <w:p>
-      <w:pPr>
-        <w:pStyle w:val="ListBullet"/>
-        <w:spacing w:after="60"/>
-        <w:ind w:left="567"/>
-      </w:pPr>
-      <w:r/>
-      <w:r>
-        <w:rPr>
-          <w:b/>
-        </w:rPr>
-        <w:t>v1.4 追加（2026-09-10 同日）· 小鲸鱼：新增铁律4「分清认知底座与销售话术」（地图 vs 子弹）</w:t>
-      </w:r>
-      <w:r>
-        <w:t>——明确：认知底座=地图（各级医院×全专科，不锁）；销售话术=子弹（锁三甲，是场景策略不冲突）。立"禁止拿销售话术改认知底座、禁止拿认知底座改销售话术"两条边界，双 Hermes 发现冲突以本分层为准。</w:t>
+        <w:t>远程康复 / 互联网+远程康复延伸</w:t>
+      </w:r>
+      <w:r>
+        <w:t>"口径（内部已定）</w:t>
       </w:r>
     </w:p>
     <w:p>
@@ -4240,10 +5526,14 @@
     </w:p>
     <w:p>
       <w:pPr>
-        <w:spacing w:after="120" w:line="312" w:lineRule="auto"/>
-      </w:pPr>
-      <w:r>
-        <w:t>关联文档：销售话术（V4.3主版本）、产品线与病种矩阵、居家大盘定位图、政策速查工具、内部理解文件。</w:t>
+        <w:pStyle w:val="Heading2"/>
+      </w:pPr>
+      <w:r>
+        <w:rPr>
+          <w:color w:val="1A478A"/>
+          <w:sz w:val="32"/>
+        </w:rPr>
+        <w:t>九、版本与修订</w:t>
       </w:r>
     </w:p>
     <w:p>
@@ -4253,15 +5543,336 @@
         <w:ind w:left="567"/>
       </w:pPr>
       <w:r>
-        <w:t>文档结束 —</w:t>
+        <w:t>v1.0（2026-08-10）· 小龙虾：综合产品资料+项目说明书+彩页+竞品表+费用口径整理成认知底座，首次定版</w:t>
       </w:r>
     </w:p>
     <w:p>
       <w:pPr>
+        <w:pStyle w:val="ListBullet"/>
+        <w:spacing w:after="60"/>
+        <w:ind w:left="567"/>
+      </w:pPr>
+      <w:r>
+        <w:t>v1.1（2026-08-11）· 小龙虾：按 sandy 姐确认，重写第五节"收费/结算"——确立「两种分账模式并存」+「押金线下扫码（除非技术支持押金单/买卖单拆分）」，取代旧"路径A/路径B"口径</w:t>
+      </w:r>
+    </w:p>
+    <w:p>
+      <w:pPr>
+        <w:pStyle w:val="ListBullet"/>
+        <w:spacing w:after="60"/>
+        <w:ind w:left="567"/>
+      </w:pPr>
+      <w:r>
+        <w:t>v1.2（2026-08-11）· 小龙虾：按 sandy 姐亲自定版，统一全文对外口径——新增"患者经圆爱康小程序购买、按分成比例平台与医院分别结算各自服务费用"标准句，落地案例改掉"医院收取管理费"旧说法</w:t>
+      </w:r>
+    </w:p>
+    <w:p>
+      <w:pPr>
+        <w:pStyle w:val="ListBullet"/>
+        <w:spacing w:after="60"/>
+        <w:ind w:left="567"/>
+      </w:pPr>
+      <w:r>
+        <w:t>v1.3（2026-08-13）· 小龙虾：按 sandy 姐 8-12 亲自定版，补入</w:t>
+      </w:r>
+      <w:r>
+        <w:rPr>
+          <w:b/>
+        </w:rPr>
+        <w:t>结算优先级（最重要新口径）</w:t>
+      </w:r>
+      <w:r>
+        <w:t>——月结为第一优先、分账看公立医院、私立医院必收圆爱康；不是两种分账不分主次</w:t>
+      </w:r>
+    </w:p>
+    <w:p>
+      <w:pPr>
+        <w:pStyle w:val="ListBullet"/>
+        <w:spacing w:after="60"/>
+        <w:ind w:left="567"/>
+      </w:pPr>
+      <w:r/>
+      <w:r>
+        <w:rPr>
+          <w:b/>
+        </w:rPr>
+        <w:t>v1.4（2026-09-10）· 小鲸鱼（经 sandy 亲自定版）：新增第零节「底层认知铁律」——① 不锁"三甲"（客户=各级医院）② 不锁"康复科"（产品=全专科）③ 圆爱康=各级医院×全专科的"治疗能力延伸平台"。同步重写第一节定位句、第三节加铁律2实证标注。</w:t>
+      </w:r>
+      <w:r/>
+    </w:p>
+    <w:p>
+      <w:pPr>
+        <w:pStyle w:val="ListBullet"/>
+        <w:spacing w:after="60"/>
+        <w:ind w:left="567"/>
+      </w:pPr>
+      <w:r>
+        <w:t xml:space="preserve">⚠️ </w:t>
+      </w:r>
+      <w:r>
+        <w:rPr>
+          <w:b/>
+        </w:rPr>
+        <w:t>修订动因</w:t>
+      </w:r>
+      <w:r>
+        <w:t>：此前 V4.3 话术/GEO 种苗/词库/判别句等文件中出现"三甲"锁定口径，是抄了 AI 搜索实测里 AI 的说法，</w:t>
+      </w:r>
+      <w:r>
+        <w:rPr>
+          <w:b/>
+        </w:rPr>
+        <w:t>误把 AI 口径当业务事实</w:t>
+      </w:r>
+      <w:r>
+        <w:t>；且"康复"一词锁死科室，会让妇产/心内等真实客户科室主任误以为"与我无关"。sandy 9-10 明确纠正并定为底层铁律。</w:t>
+      </w:r>
+    </w:p>
+    <w:p>
+      <w:pPr>
+        <w:pStyle w:val="ListBullet"/>
+        <w:spacing w:after="60"/>
+        <w:ind w:left="567"/>
+      </w:pPr>
+      <w:r>
+        <w:t xml:space="preserve">⚠️ </w:t>
+      </w:r>
+      <w:r>
+        <w:rPr>
+          <w:b/>
+        </w:rPr>
+        <w:t>联动修订范围（改一处必查全局）</w:t>
+      </w:r>
+      <w:r>
+        <w:t>：凡引用"三甲医院康复延伸"口径的所有文件（GEO 种苗定稿、词库 v0.2、判别问句包 v1、AI可见度落地执行总篇）</w:t>
+      </w:r>
+      <w:r>
+        <w:rPr>
+          <w:b/>
+        </w:rPr>
+        <w:t>均需同步按第零节铁律复核修订</w:t>
+      </w:r>
+      <w:r>
+        <w:t>。小鲸鱼 9-10 已完成 GEO 侧 5 个文件的批量纠偏。</w:t>
+      </w:r>
+    </w:p>
+    <w:p>
+      <w:pPr>
+        <w:pStyle w:val="ListBullet"/>
+        <w:spacing w:after="60"/>
+        <w:ind w:left="567"/>
+      </w:pPr>
+      <w:r/>
+      <w:r>
+        <w:rPr>
+          <w:b/>
+        </w:rPr>
+        <w:t>v1.4 增补（2026-09-10 深夜）· 小鲸鱼（经 sandy 亲口定版）</w:t>
+      </w:r>
+      <w:r>
+        <w:t>：</w:t>
+      </w:r>
+    </w:p>
+    <w:p>
+      <w:pPr>
+        <w:spacing w:after="60"/>
+        <w:ind w:left="454"/>
+      </w:pPr>
+      <w:r/>
+      <w:r>
+        <w:rPr>
+          <w:b/>
+        </w:rPr>
+        <w:t>第四节「六师共管」定版重写</w:t>
+      </w:r>
+      <w:r>
+        <w:t>——覆盖旧两套冲突口径（说明书版"健康管理师" / 定位图版"设备工程师"），定版为：</w:t>
+      </w:r>
+      <w:r>
+        <w:rPr>
+          <w:b/>
+        </w:rPr>
+        <w:t>医生/护士/康复师（医院担任）+ 客服/系统客服/线下督导（圆爱康及代理商担任）</w:t>
+      </w:r>
+      <w:r>
+        <w:t xml:space="preserve">；并强调 </w:t>
+      </w:r>
+      <w:r>
+        <w:rPr>
+          <w:b/>
+        </w:rPr>
+        <w:t>"6个角色≠6个人"</w:t>
+      </w:r>
+      <w:r>
+        <w:t>、前3院方=医院主导落地、后3我方=第三方赋能落地。</w:t>
+      </w:r>
+    </w:p>
+    <w:p>
+      <w:pPr>
+        <w:spacing w:after="60"/>
+        <w:ind w:left="454"/>
+      </w:pPr>
+      <w:r/>
+      <w:r>
+        <w:rPr>
+          <w:b/>
+        </w:rPr>
+        <w:t>新增「四·补」无诊疗资质合规边界</w:t>
+      </w:r>
+      <w:r>
+        <w:t>——严禁"圆爱康提供诊疗/拥有医疗团队"类表述，明确诊疗主体为合作医院执业医师。</w:t>
+      </w:r>
+    </w:p>
+    <w:p>
+      <w:pPr>
+        <w:spacing w:after="60"/>
+        <w:ind w:left="454"/>
+      </w:pPr>
+      <w:r/>
+      <w:r>
+        <w:rPr>
+          <w:b/>
+        </w:rPr>
+        <w:t>新增「八·补」战略边界与定义权</w:t>
+      </w:r>
+      <w:r>
+        <w:t>（4条）：① 盆底只是入口、N科室才是主战场；② 家康=家庭康复，与家庭健康拆分；③ 有端口≠有管理（战例抽象）；④ 绝不上门施治。</w:t>
+      </w:r>
+    </w:p>
+    <w:p>
+      <w:pPr>
+        <w:spacing w:after="60"/>
+        <w:ind w:left="454"/>
+      </w:pPr>
+      <w:r/>
+      <w:r>
+        <w:rPr>
+          <w:b/>
+        </w:rPr>
+        <w:t>第八节待定项清理</w:t>
+      </w:r>
+      <w:r>
+        <w:t>——六师第4位"待定"已终结（定版：线下督导）。</w:t>
+      </w:r>
+    </w:p>
+    <w:p>
+      <w:pPr>
+        <w:pStyle w:val="ListBullet"/>
+        <w:spacing w:after="60"/>
+        <w:ind w:left="567"/>
+      </w:pPr>
+      <w:r>
+        <w:t xml:space="preserve">⚠️ </w:t>
+      </w:r>
+      <w:r>
+        <w:rPr>
+          <w:b/>
+        </w:rPr>
+        <w:t>对小龙虾</w:t>
+      </w:r>
+      <w:r>
+        <w:t>：本版为 sandy 9-10 亲口定版，已是认知底座最新权威版本，请以本版为准。</w:t>
+      </w:r>
+    </w:p>
+    <w:p>
+      <w:pPr>
+        <w:pStyle w:val="ListBullet"/>
+        <w:spacing w:after="60"/>
+        <w:ind w:left="567"/>
+      </w:pPr>
+      <w:r>
+        <w:t xml:space="preserve">✅ </w:t>
+      </w:r>
+      <w:r>
+        <w:rPr>
+          <w:b/>
+        </w:rPr>
+        <w:t>销售话术 V4.3 不在联动修订范围内</w:t>
+      </w:r>
+      <w:r>
+        <w:t>（sandy 9-10 明确）：V4.3 锁"三甲"是</w:t>
+      </w:r>
+      <w:r>
+        <w:rPr>
+          <w:b/>
+        </w:rPr>
+        <w:t>针对三甲医院的攻坚话术</w:t>
+      </w:r>
+      <w:r>
+        <w:t>，属场景层收窄，</w:t>
+      </w:r>
+      <w:r>
+        <w:rPr>
+          <w:b/>
+        </w:rPr>
+        <w:t>不动</w:t>
+      </w:r>
+      <w:r>
+        <w:t>。见新增</w:t>
+      </w:r>
+      <w:r>
+        <w:rPr>
+          <w:b/>
+        </w:rPr>
+        <w:t>铁律4「认知底座 vs 销售话术——地图 vs 子弹」</w:t>
+      </w:r>
+      <w:r>
+        <w:t>。</w:t>
+      </w:r>
+    </w:p>
+    <w:p>
+      <w:pPr>
+        <w:pStyle w:val="ListBullet"/>
+        <w:spacing w:after="60"/>
+        <w:ind w:left="567"/>
+      </w:pPr>
+      <w:r/>
+      <w:r>
+        <w:rPr>
+          <w:b/>
+        </w:rPr>
+        <w:t>v1.4 追加（2026-09-10 同日）· 小鲸鱼：新增铁律4「分清认知底座与销售话术」（地图 vs 子弹）</w:t>
+      </w:r>
+      <w:r>
+        <w:t>——明确：认知底座=地图（各级医院×全专科，不锁）；销售话术=子弹（锁三甲，是场景策略不冲突）。立"禁止拿销售话术改认知底座、禁止拿认知底座改销售话术"两条边界，双 Hermes 发现冲突以本分层为准。</w:t>
+      </w:r>
+    </w:p>
+    <w:p>
+      <w:pPr>
+        <w:spacing w:before="120" w:after="120"/>
+      </w:pPr>
+      <w:r>
+        <w:rPr>
+          <w:color w:val="CCCCCC"/>
+          <w:sz w:val="16"/>
+        </w:rPr>
+        <w:t>────────────────────────────────────────────────────────────</w:t>
+      </w:r>
+    </w:p>
+    <w:p>
+      <w:pPr>
         <w:spacing w:after="120" w:line="312" w:lineRule="auto"/>
       </w:pPr>
       <w:r>
-        <w:t>内部认知资料 · v1.3 · 2026-08-13</w:t>
+        <w:t>关联文档：销售话术（V4.3主版本）、产品线与病种矩阵、居家大盘定位图、政策速查工具、内部理解文件。</w:t>
+      </w:r>
+    </w:p>
+    <w:p>
+      <w:pPr>
+        <w:pStyle w:val="ListBullet"/>
+        <w:spacing w:after="60"/>
+        <w:ind w:left="567"/>
+      </w:pPr>
+      <w:r>
+        <w:t>文档结束 —</w:t>
+      </w:r>
+    </w:p>
+    <w:p>
+      <w:pPr>
+        <w:spacing w:after="120" w:line="312" w:lineRule="auto"/>
+      </w:pPr>
+      <w:r>
+        <w:t>内部认知资料 · v1.4 · 2026-09-10</w:t>
       </w:r>
     </w:p>
     <w:sectPr>
